--- a/cf/sh/u/files/u005.docx
+++ b/cf/sh/u/files/u005.docx
@@ -20,7 +20,7 @@
     </w:p>
     <w:p>
       <w:r>
-        <w:t>請針對每個題目，把答案填在「回答：」後面（越具體越好）；填好後請放回您的部門資料夾即可，不需回信。</w:t>
+        <w:t>這份問卷是想更了解您的實際作業，好把您的 AI 助理做得更貼近需求。第一部分請把答案填在「回答：」後面（越具體越好）；第二部分只是先讓您了解，之後用的時候再一起調整，不用現在填。填好後放回您的部門資料夾即可，不需回信。</w:t>
       </w:r>
     </w:p>
     <w:p>
@@ -32,8 +32,16 @@
       </w:r>
     </w:p>
     <w:p>
+      <w:pPr>
+        <w:pStyle w:val="Heading2"/>
+      </w:pPr>
       <w:r>
-        <w:t>1. 公司完整會計科目表（科目代碼＋名稱）可否提供？常用對方戶名對哪些科目有既有慣例嗎？</w:t>
+        <w:t>一、請您提供或確認的事情</w:t>
+      </w:r>
+    </w:p>
+    <w:p>
+      <w:r>
+        <w:t>1. 公司完整的『會計科目表』（科目代碼＋名稱）能給我一份嗎？另外常見的對方戶名對到哪個科目，平常您是怎麼判斷的？</w:t>
       </w:r>
     </w:p>
     <w:p>
@@ -43,7 +51,7 @@
     </w:p>
     <w:p>
       <w:r>
-        <w:t>2. 各往來銀行的收支明細匯出格式與欄位各不相同嗎？能各提供一份去識別化樣本嗎？</w:t>
+        <w:t>2. 銀行收支明細實際匯出來長怎樣？各家銀行格式可能不同，麻煩每家給我一份（可去識別化）樣本。</w:t>
       </w:r>
     </w:p>
     <w:p>
@@ -53,7 +61,7 @@
     </w:p>
     <w:p>
       <w:r>
-        <w:t>3. 傳票編號規則為何？含稅／未稅與營業稅（進項/銷項）如何處理？</w:t>
+        <w:t>3. 傳票編號有沒有固定規則？金額是看含稅還未稅、營業稅怎麼處理？這些規則先給我。</w:t>
       </w:r>
     </w:p>
     <w:p>
@@ -63,7 +71,7 @@
     </w:p>
     <w:p>
       <w:r>
-        <w:t>4. 常見交易類型（利息、手續費、工程款、貨款、薪資、稅費）各希望對到哪個科目？</w:t>
+        <w:t>4. 能不能給我幾張不同交易類型的歷史傳票當範例？讓 AI 學您平常摘要怎麼寫、科目怎麼判。</w:t>
       </w:r>
     </w:p>
     <w:p>
@@ -73,7 +81,7 @@
     </w:p>
     <w:p>
       <w:r>
-        <w:t>5. 遇到摘要不明（如純 ATM 轉帳）時，希望 AI 一律標待判斷還是有預設規則？</w:t>
+        <w:t>5. 編好的傳票草稿，最後是誰覆核科目金額、誰過帳送簽？您自己會在哪一步再確認？</w:t>
       </w:r>
     </w:p>
     <w:p>
@@ -82,13 +90,31 @@
       </w:r>
     </w:p>
     <w:p>
+      <w:pPr>
+        <w:pStyle w:val="Heading2"/>
+      </w:pPr>
       <w:r>
-        <w:t>6. 傳票草稿產出後，覆核與過帳由誰負責？送簽權責在哪？</w:t>
+        <w:t>二、要用了之後、跟 AI 一起調整的事情（先了解即可，不用現在填）</w:t>
       </w:r>
     </w:p>
     <w:p>
       <w:r>
-        <w:t>回答：</w:t>
+        <w:t>• 有些明細看摘要就能判科目、有些不行；AI 判不出來的會標『待人工判斷』不亂填，請您判一次並告訴我原因，它會越來越準。</w:t>
+      </w:r>
+    </w:p>
+    <w:p>
+      <w:r>
+        <w:t>• 遇到只有『ATM 轉帳』這種沒對象資訊的明細，AI 不會硬猜科目，請您補上背景，我們把常見情況加進對照。</w:t>
+      </w:r>
+    </w:p>
+    <w:p>
+      <w:r>
+        <w:t>• 借貸要平衡、摘要寫法是不是您慣用的，用過幾筆再回饋要不要調。</w:t>
+      </w:r>
+    </w:p>
+    <w:p>
+      <w:r>
+        <w:t>• 碰到新的交易類型（第一次出現的收付項目），請留給我看，我們補進科目對照。</w:t>
       </w:r>
     </w:p>
     <w:p/>
@@ -101,8 +127,16 @@
       </w:r>
     </w:p>
     <w:p>
+      <w:pPr>
+        <w:pStyle w:val="Heading2"/>
+      </w:pPr>
       <w:r>
-        <w:t>1. 公司實際投資部位主檔（各券商帳戶、標的、成本、數量）可否提供最新版？</w:t>
+        <w:t>一、請您提供或確認的事情</w:t>
+      </w:r>
+    </w:p>
+    <w:p>
+      <w:r>
+        <w:t>1. 公司實際的『投資部位主檔』（哪個券商帳戶、買了什麼、成本、數量）能給我最新一版嗎？這是計算的底。</w:t>
       </w:r>
     </w:p>
     <w:p>
@@ -112,7 +146,7 @@
     </w:p>
     <w:p>
       <w:r>
-        <w:t>2. 券商／銀行對帳單格式各家不同嗎？能各提供一份去識別化樣本嗎？</w:t>
+        <w:t>2. 券商、銀行對帳單實際長怎樣？各家格式不同，麻煩每種給我一份（可去識別化）樣本。</w:t>
       </w:r>
     </w:p>
     <w:p>
@@ -122,7 +156,7 @@
     </w:p>
     <w:p>
       <w:r>
-        <w:t>3. 評價採成本法還市價法？債券／基金的評價基準與外幣匯率來源為何？</w:t>
+        <w:t>3. 評價是用成本法還是市價法？債券、基金怎麼評？有外幣的話匯率看哪裡？這個政策先講清楚。</w:t>
       </w:r>
     </w:p>
     <w:p>
@@ -132,7 +166,7 @@
     </w:p>
     <w:p>
       <w:r>
-        <w:t>4. 月底行情指定用哪個來源（公開資訊觀測站／券商系統）？是否禁用任意網站？</w:t>
+        <w:t>4. 月底行情要抓哪個來源才算數（公開資訊觀測站、券商系統）？我不想讓 AI 亂上網抓不對的網站。</w:t>
       </w:r>
     </w:p>
     <w:p>
@@ -142,7 +176,7 @@
     </w:p>
     <w:p>
       <w:r>
-        <w:t>5. 既有投資報表範本的欄位為何？希望輸出對齊嗎？</w:t>
+        <w:t>5. 有沒有現成的投資報表範本？做好的草稿最後是誰核對市價來源、誰定稿？</w:t>
       </w:r>
     </w:p>
     <w:p>
@@ -151,13 +185,31 @@
       </w:r>
     </w:p>
     <w:p>
+      <w:pPr>
+        <w:pStyle w:val="Heading2"/>
+      </w:pPr>
       <w:r>
-        <w:t>6. 缺月底市價的標的，希望在總計中排除還是標暫估？</w:t>
+        <w:t>二、要用了之後、跟 AI 一起調整的事情（先了解即可，不用現在填）</w:t>
       </w:r>
     </w:p>
     <w:p>
       <w:r>
-        <w:t>回答：</w:t>
+        <w:t>• 市值和損益是純算的，AI 算得出來；但『抓哪個價、算不算對帳單』這種判斷，前幾次請您核對過再放行。</w:t>
+      </w:r>
+    </w:p>
+    <w:p>
+      <w:r>
+        <w:t>• 某檔基金缺月底淨值時，AI 會標『待補』不拿成本當市價，請您確認這樣處理對不對。</w:t>
+      </w:r>
+    </w:p>
+    <w:p>
+      <w:r>
+        <w:t>• 報表欄位、小計總計的呈現是不是您要的樣子，用過一兩次再回饋。</w:t>
+      </w:r>
+    </w:p>
+    <w:p>
+      <w:r>
+        <w:t>• 碰到新標的、或外幣部位這種特殊情況，第一次遇到請留給我看，我們把評價規則補上。</w:t>
       </w:r>
     </w:p>
     <w:p/>
@@ -170,8 +222,16 @@
       </w:r>
     </w:p>
     <w:p>
+      <w:pPr>
+        <w:pStyle w:val="Heading2"/>
+      </w:pPr>
       <w:r>
-        <w:t>1. 公司實際額度／授信政策與核准權限分層表（各層級可核金額）為何？</w:t>
+        <w:t>一、請您提供或確認的事情</w:t>
+      </w:r>
+    </w:p>
+    <w:p>
+      <w:r>
+        <w:t>1. 公司實際的『額度／授信政策』和『核准權限表』（哪一層可以核到多少錢）能給我嗎？這是覆核的標準。</w:t>
       </w:r>
     </w:p>
     <w:p>
@@ -181,7 +241,7 @@
     </w:p>
     <w:p>
       <w:r>
-        <w:t>2. 既有客戶／供應商額度主檔（含已用與剩餘額度）可否向財務索取？</w:t>
+        <w:t>2. 既有客戶、供應商的額度主檔（目前已用多少、還剩多少）向誰要？能給我一份（可去識別化）嗎？</w:t>
       </w:r>
     </w:p>
     <w:p>
@@ -191,7 +251,7 @@
     </w:p>
     <w:p>
       <w:r>
-        <w:t>3. 額度申請單標準格式與必備附件清單為何？</w:t>
+        <w:t>3. 額度申請單標準長怎樣？必備附件（財報、信用資料）有哪些？有沒有一份必備文件清單？</w:t>
       </w:r>
     </w:p>
     <w:p>
@@ -201,7 +261,7 @@
     </w:p>
     <w:p>
       <w:r>
-        <w:t>4. 採購額度、授信、保證三種類型的覆核規則有何差異？</w:t>
+        <w:t>4. 採購額度、授信、保證這幾種額度，覆核規則有沒有不一樣？差在哪裡？</w:t>
       </w:r>
     </w:p>
     <w:p>
@@ -211,7 +271,7 @@
     </w:p>
     <w:p>
       <w:r>
-        <w:t>5. 超過本級權限時，上呈路徑與流程為何？</w:t>
+        <w:t>5. 能給我幾件歷史覆核案例（通過的、退回的各幾件）嗎？好讓 AI 抓到您的判斷尺度。覆核意見最後是誰確認、誰簽核？</w:t>
       </w:r>
     </w:p>
     <w:p>
@@ -220,13 +280,31 @@
       </w:r>
     </w:p>
     <w:p>
+      <w:pPr>
+        <w:pStyle w:val="Heading2"/>
+      </w:pPr>
       <w:r>
-        <w:t>6. 歷史覆核案例（通過／退回各數件）能否提供，供 AI 校準判斷尺度？</w:t>
+        <w:t>二、要用了之後、跟 AI 一起調整的事情（先了解即可，不用現在填）</w:t>
       </w:r>
     </w:p>
     <w:p>
       <w:r>
-        <w:t>回答：</w:t>
+        <w:t>• 『有沒有超上限、有沒有超權限』這種判斷，前幾次請您核對 AI 判得對不對，我們一起校準尺度。</w:t>
+      </w:r>
+    </w:p>
+    <w:p>
+      <w:r>
+        <w:t>• 遇到主檔查不到的新對象，AI 會標『待補』不亂放行，請您確認並補進主檔。</w:t>
+      </w:r>
+    </w:p>
+    <w:p>
+      <w:r>
+        <w:t>• 覆核意見（建議通過／補件／退回）的講法是不是您要的，用過幾件再回饋。</w:t>
+      </w:r>
+    </w:p>
+    <w:p>
+      <w:r>
+        <w:t>• 碰到罕見的額度類型或特殊條件案子，第一次遇到請留給我看，我們把規則補上。</w:t>
       </w:r>
     </w:p>
     <w:p/>
